--- a/mokdong3/2fin/word/md3s2_genai_test_exam.docx
+++ b/mokdong3/2fin/word/md3s2_genai_test_exam.docx
@@ -19,10 +19,10 @@
     </w:p>
     <w:p>
       <w:pPr>
-        <w:spacing w:after="80"/>
         <w:pBdr>
           <w:bottom w:val="single" w:sz="8" w:space="2" w:color="1F3864"/>
         </w:pBdr>
+        <w:spacing w:after="80"/>
       </w:pPr>
       <w:r>
         <w:rPr>
@@ -75,13 +75,13 @@
     </w:p>
     <w:p>
       <w:pPr>
-        <w:spacing w:after="60"/>
         <w:pBdr>
           <w:top w:val="single" w:sz="4" w:space="3" w:color="9AA9C2"/>
           <w:left w:val="single" w:sz="4" w:space="3" w:color="9AA9C2"/>
           <w:bottom w:val="single" w:sz="4" w:space="3" w:color="9AA9C2"/>
           <w:right w:val="single" w:sz="4" w:space="3" w:color="9AA9C2"/>
         </w:pBdr>
+        <w:spacing w:after="60"/>
         <w:ind w:left="57" w:right="57"/>
       </w:pPr>
       <w:r>
@@ -555,8 +555,6 @@
     </w:p>
     <w:p>
       <w:pPr>
-        <w:spacing w:after="30"/>
-        <w:ind w:left="57" w:right="57"/>
         <w:pBdr>
           <w:top w:val="single" w:sz="4" w:space="3" w:color="8DA2C4"/>
           <w:left w:val="single" w:sz="4" w:space="3" w:color="8DA2C4"/>
@@ -564,6 +562,8 @@
           <w:right w:val="single" w:sz="4" w:space="3" w:color="8DA2C4"/>
         </w:pBdr>
         <w:shd w:val="clear" w:color="auto" w:fill="F7F9FC"/>
+        <w:spacing w:after="30"/>
+        <w:ind w:left="57" w:right="57"/>
       </w:pPr>
       <w:r>
         <w:rPr>
@@ -841,13 +841,13 @@
     </w:p>
     <w:p>
       <w:pPr>
-        <w:spacing w:after="60"/>
         <w:pBdr>
           <w:top w:val="single" w:sz="4" w:space="3" w:color="9AA9C2"/>
           <w:left w:val="single" w:sz="4" w:space="3" w:color="9AA9C2"/>
           <w:bottom w:val="single" w:sz="4" w:space="3" w:color="9AA9C2"/>
           <w:right w:val="single" w:sz="4" w:space="3" w:color="9AA9C2"/>
         </w:pBdr>
+        <w:spacing w:after="60"/>
         <w:ind w:left="57" w:right="57"/>
       </w:pPr>
       <w:r>
@@ -1021,8 +1021,6 @@
     </w:p>
     <w:p>
       <w:pPr>
-        <w:spacing w:after="30"/>
-        <w:ind w:left="57" w:right="57"/>
         <w:pBdr>
           <w:top w:val="single" w:sz="4" w:space="3" w:color="8DA2C4"/>
           <w:left w:val="single" w:sz="4" w:space="3" w:color="8DA2C4"/>
@@ -1030,6 +1028,8 @@
           <w:right w:val="single" w:sz="4" w:space="3" w:color="8DA2C4"/>
         </w:pBdr>
         <w:shd w:val="clear" w:color="auto" w:fill="F7F9FC"/>
+        <w:spacing w:after="30"/>
+        <w:ind w:left="57" w:right="57"/>
       </w:pPr>
       <w:r>
         <w:rPr>
@@ -1169,8 +1169,6 @@
     </w:p>
     <w:p>
       <w:pPr>
-        <w:spacing w:after="30"/>
-        <w:ind w:left="57" w:right="57"/>
         <w:pBdr>
           <w:top w:val="single" w:sz="4" w:space="3" w:color="8DA2C4"/>
           <w:left w:val="single" w:sz="4" w:space="3" w:color="8DA2C4"/>
@@ -1178,6 +1176,8 @@
           <w:right w:val="single" w:sz="4" w:space="3" w:color="8DA2C4"/>
         </w:pBdr>
         <w:shd w:val="clear" w:color="auto" w:fill="F7F9FC"/>
+        <w:spacing w:after="30"/>
+        <w:ind w:left="57" w:right="57"/>
       </w:pPr>
       <w:r>
         <w:rPr>
@@ -1305,8 +1305,6 @@
     </w:p>
     <w:p>
       <w:pPr>
-        <w:spacing w:after="30"/>
-        <w:ind w:left="57" w:right="57"/>
         <w:pBdr>
           <w:top w:val="single" w:sz="4" w:space="3" w:color="8DA2C4"/>
           <w:left w:val="single" w:sz="4" w:space="3" w:color="8DA2C4"/>
@@ -1314,6 +1312,8 @@
           <w:right w:val="single" w:sz="4" w:space="3" w:color="8DA2C4"/>
         </w:pBdr>
         <w:shd w:val="clear" w:color="auto" w:fill="F7F9FC"/>
+        <w:spacing w:after="30"/>
+        <w:ind w:left="57" w:right="57"/>
       </w:pPr>
       <w:r>
         <w:rPr>
@@ -1657,13 +1657,13 @@
     </w:p>
     <w:p>
       <w:pPr>
-        <w:spacing w:after="60"/>
         <w:pBdr>
           <w:top w:val="single" w:sz="4" w:space="3" w:color="9AA9C2"/>
           <w:left w:val="single" w:sz="4" w:space="3" w:color="9AA9C2"/>
           <w:bottom w:val="single" w:sz="4" w:space="3" w:color="9AA9C2"/>
           <w:right w:val="single" w:sz="4" w:space="3" w:color="9AA9C2"/>
         </w:pBdr>
+        <w:spacing w:after="60"/>
         <w:ind w:left="57" w:right="57"/>
       </w:pPr>
       <w:r>
@@ -1711,8 +1711,6 @@
     </w:p>
     <w:p>
       <w:pPr>
-        <w:spacing w:after="30"/>
-        <w:ind w:left="57" w:right="57"/>
         <w:pBdr>
           <w:top w:val="single" w:sz="4" w:space="3" w:color="8DA2C4"/>
           <w:left w:val="single" w:sz="4" w:space="3" w:color="8DA2C4"/>
@@ -1720,6 +1718,8 @@
           <w:right w:val="single" w:sz="4" w:space="3" w:color="8DA2C4"/>
         </w:pBdr>
         <w:shd w:val="clear" w:color="auto" w:fill="F7F9FC"/>
+        <w:spacing w:after="30"/>
+        <w:ind w:left="57" w:right="57"/>
       </w:pPr>
       <w:r>
         <w:rPr>
@@ -1829,8 +1829,6 @@
     </w:p>
     <w:p>
       <w:pPr>
-        <w:spacing w:after="30"/>
-        <w:ind w:left="57" w:right="57"/>
         <w:pBdr>
           <w:top w:val="single" w:sz="4" w:space="3" w:color="8DA2C4"/>
           <w:left w:val="single" w:sz="4" w:space="3" w:color="8DA2C4"/>
@@ -1838,6 +1836,8 @@
           <w:right w:val="single" w:sz="4" w:space="3" w:color="8DA2C4"/>
         </w:pBdr>
         <w:shd w:val="clear" w:color="auto" w:fill="F7F9FC"/>
+        <w:spacing w:after="30"/>
+        <w:ind w:left="57" w:right="57"/>
       </w:pPr>
       <w:r>
         <w:rPr>
@@ -1929,8 +1929,6 @@
     </w:p>
     <w:p>
       <w:pPr>
-        <w:spacing w:after="30"/>
-        <w:ind w:left="57" w:right="57"/>
         <w:pBdr>
           <w:top w:val="single" w:sz="4" w:space="3" w:color="8DA2C4"/>
           <w:left w:val="single" w:sz="4" w:space="3" w:color="8DA2C4"/>
@@ -1938,6 +1936,8 @@
           <w:right w:val="single" w:sz="4" w:space="3" w:color="8DA2C4"/>
         </w:pBdr>
         <w:shd w:val="clear" w:color="auto" w:fill="F7F9FC"/>
+        <w:spacing w:after="30"/>
+        <w:ind w:left="57" w:right="57"/>
       </w:pPr>
       <w:r>
         <w:rPr>
@@ -1999,8 +1999,8 @@
           <w:type w:val="continuous"/>
           <w:pgSz w:w="11906" w:h="16838"/>
           <w:pgMar w:top="680" w:right="794" w:bottom="624" w:left="794" w:header="720" w:footer="720" w:gutter="0"/>
+          <w:cols w:num="2" w:space="396" w:sep="1"/>
           <w:docGrid w:linePitch="360"/>
-          <w:cols w:num="2" w:space="396" w:sep="1"/>
         </w:sectPr>
       </w:pPr>
     </w:p>
@@ -2394,8 +2394,8 @@
     <w:sectPr>
       <w:pgSz w:w="11906" w:h="16838"/>
       <w:pgMar w:top="680" w:right="794" w:bottom="624" w:left="794" w:header="720" w:footer="720" w:gutter="0"/>
+      <w:cols w:num="1" w:space="396"/>
       <w:docGrid w:linePitch="360"/>
-      <w:cols w:num="1" w:space="396"/>
     </w:sectPr>
   </w:body>
 </w:document>

--- a/mokdong3/2fin/word/md3s2_genai_test_exam.docx
+++ b/mokdong3/2fin/word/md3s2_genai_test_exam.docx
@@ -19,10 +19,10 @@
     </w:p>
     <w:p>
       <w:pPr>
+        <w:spacing w:after="80"/>
         <w:pBdr>
           <w:bottom w:val="single" w:sz="8" w:space="2" w:color="1F3864"/>
         </w:pBdr>
-        <w:spacing w:after="80"/>
       </w:pPr>
       <w:r>
         <w:rPr>
@@ -75,13 +75,13 @@
     </w:p>
     <w:p>
       <w:pPr>
+        <w:spacing w:after="60"/>
         <w:pBdr>
           <w:top w:val="single" w:sz="4" w:space="3" w:color="9AA9C2"/>
           <w:left w:val="single" w:sz="4" w:space="3" w:color="9AA9C2"/>
           <w:bottom w:val="single" w:sz="4" w:space="3" w:color="9AA9C2"/>
           <w:right w:val="single" w:sz="4" w:space="3" w:color="9AA9C2"/>
         </w:pBdr>
-        <w:spacing w:after="60"/>
         <w:ind w:left="57" w:right="57"/>
       </w:pPr>
       <w:r>
@@ -555,6 +555,8 @@
     </w:p>
     <w:p>
       <w:pPr>
+        <w:spacing w:after="30"/>
+        <w:ind w:left="57" w:right="57"/>
         <w:pBdr>
           <w:top w:val="single" w:sz="4" w:space="3" w:color="8DA2C4"/>
           <w:left w:val="single" w:sz="4" w:space="3" w:color="8DA2C4"/>
@@ -562,8 +564,6 @@
           <w:right w:val="single" w:sz="4" w:space="3" w:color="8DA2C4"/>
         </w:pBdr>
         <w:shd w:val="clear" w:color="auto" w:fill="F7F9FC"/>
-        <w:spacing w:after="30"/>
-        <w:ind w:left="57" w:right="57"/>
       </w:pPr>
       <w:r>
         <w:rPr>
@@ -841,13 +841,13 @@
     </w:p>
     <w:p>
       <w:pPr>
+        <w:spacing w:after="60"/>
         <w:pBdr>
           <w:top w:val="single" w:sz="4" w:space="3" w:color="9AA9C2"/>
           <w:left w:val="single" w:sz="4" w:space="3" w:color="9AA9C2"/>
           <w:bottom w:val="single" w:sz="4" w:space="3" w:color="9AA9C2"/>
           <w:right w:val="single" w:sz="4" w:space="3" w:color="9AA9C2"/>
         </w:pBdr>
-        <w:spacing w:after="60"/>
         <w:ind w:left="57" w:right="57"/>
       </w:pPr>
       <w:r>
@@ -1021,6 +1021,8 @@
     </w:p>
     <w:p>
       <w:pPr>
+        <w:spacing w:after="30"/>
+        <w:ind w:left="57" w:right="57"/>
         <w:pBdr>
           <w:top w:val="single" w:sz="4" w:space="3" w:color="8DA2C4"/>
           <w:left w:val="single" w:sz="4" w:space="3" w:color="8DA2C4"/>
@@ -1028,8 +1030,6 @@
           <w:right w:val="single" w:sz="4" w:space="3" w:color="8DA2C4"/>
         </w:pBdr>
         <w:shd w:val="clear" w:color="auto" w:fill="F7F9FC"/>
-        <w:spacing w:after="30"/>
-        <w:ind w:left="57" w:right="57"/>
       </w:pPr>
       <w:r>
         <w:rPr>
@@ -1137,7 +1137,7 @@
           <w:sz w:val="20"/>
           <w:u w:val="none"/>
         </w:rPr>
-        <w:t xml:space="preserve">다음 영영풀이 (1)~(5)에 해당하는 단어를 윗글에서 찾아, 각 단어의 </w:t>
+        <w:t xml:space="preserve">프린트 Vocabulary의 우리말 뜻 (1)~(5)에 해당하는 영어 단어를 쓸 때, 각 단어의 </w:t>
       </w:r>
       <w:r>
         <w:rPr>
@@ -1155,7 +1155,7 @@
           <w:sz w:val="20"/>
           <w:u w:val="none"/>
         </w:rPr>
-        <w:t xml:space="preserve">을 조합할 때 만들 수 있는 단어는? </w:t>
+        <w:t xml:space="preserve">을 차례로 조합하여 만들 수 있는 단어는? </w:t>
       </w:r>
       <w:r>
         <w:rPr>
@@ -1169,6 +1169,8 @@
     </w:p>
     <w:p>
       <w:pPr>
+        <w:spacing w:after="30"/>
+        <w:ind w:left="57" w:right="57"/>
         <w:pBdr>
           <w:top w:val="single" w:sz="4" w:space="3" w:color="8DA2C4"/>
           <w:left w:val="single" w:sz="4" w:space="3" w:color="8DA2C4"/>
@@ -1176,8 +1178,6 @@
           <w:right w:val="single" w:sz="4" w:space="3" w:color="8DA2C4"/>
         </w:pBdr>
         <w:shd w:val="clear" w:color="auto" w:fill="F7F9FC"/>
-        <w:spacing w:after="30"/>
-        <w:ind w:left="57" w:right="57"/>
       </w:pPr>
       <w:r>
         <w:rPr>
@@ -1186,55 +1186,7 @@
           <w:sz w:val="20"/>
           <w:u w:val="none"/>
         </w:rPr>
-        <w:t>(1) an unfair preference for or against someone or something</w:t>
-      </w:r>
-      <w:r>
-        <w:br/>
-      </w:r>
-      <w:r>
-        <w:rPr>
-          <w:b w:val="0"/>
-          <w:i w:val="0"/>
-          <w:sz w:val="20"/>
-          <w:u w:val="none"/>
-        </w:rPr>
-        <w:t>(2) to examine something carefully in order to understand it</w:t>
-      </w:r>
-      <w:r>
-        <w:br/>
-      </w:r>
-      <w:r>
-        <w:rPr>
-          <w:b w:val="0"/>
-          <w:i w:val="0"/>
-          <w:sz w:val="20"/>
-          <w:u w:val="none"/>
-        </w:rPr>
-        <w:t>(3) an ability to do something well, gained through training or experience</w:t>
-      </w:r>
-      <w:r>
-        <w:br/>
-      </w:r>
-      <w:r>
-        <w:rPr>
-          <w:b w:val="0"/>
-          <w:i w:val="0"/>
-          <w:sz w:val="20"/>
-          <w:u w:val="none"/>
-        </w:rPr>
-        <w:t>(4) a person who can affect what other people think or buy, especially on social media</w:t>
-      </w:r>
-      <w:r>
-        <w:br/>
-      </w:r>
-      <w:r>
-        <w:rPr>
-          <w:b w:val="0"/>
-          <w:i w:val="0"/>
-          <w:sz w:val="20"/>
-          <w:u w:val="none"/>
-        </w:rPr>
-        <w:t>(5) to create a piece of music</w:t>
+        <w:t>(1) 시대 (2) 거대한 (3) 훌륭한, 뛰어난 (4) 완전히 (5) 실시간(의)</w:t>
       </w:r>
     </w:p>
     <w:p>
@@ -1249,7 +1201,7 @@
           <w:sz w:val="20"/>
           <w:u w:val="none"/>
         </w:rPr>
-        <w:t>① CABLE    ② BASIC    ③ SNACK    ④ MAGIC    ⑤ BEACH</w:t>
+        <w:t>① AMBER    ② EMBER    ③ ENTER    ④ EAGER    ⑤ CIDER</w:t>
       </w:r>
     </w:p>
     <w:p>
@@ -1305,6 +1257,8 @@
     </w:p>
     <w:p>
       <w:pPr>
+        <w:spacing w:after="30"/>
+        <w:ind w:left="57" w:right="57"/>
         <w:pBdr>
           <w:top w:val="single" w:sz="4" w:space="3" w:color="8DA2C4"/>
           <w:left w:val="single" w:sz="4" w:space="3" w:color="8DA2C4"/>
@@ -1312,8 +1266,6 @@
           <w:right w:val="single" w:sz="4" w:space="3" w:color="8DA2C4"/>
         </w:pBdr>
         <w:shd w:val="clear" w:color="auto" w:fill="F7F9FC"/>
-        <w:spacing w:after="30"/>
-        <w:ind w:left="57" w:right="57"/>
       </w:pPr>
       <w:r>
         <w:rPr>
@@ -1535,7 +1487,7 @@
           <w:sz w:val="20"/>
           <w:u w:val="none"/>
         </w:rPr>
-        <w:t xml:space="preserve">다음 영영풀이 중 단어의 뜻으로 적절하지 </w:t>
+        <w:t xml:space="preserve">다음 단어와 우리말 뜻의 연결이 적절하지 </w:t>
       </w:r>
       <w:r>
         <w:rPr>
@@ -1577,7 +1529,7 @@
           <w:sz w:val="20"/>
           <w:u w:val="none"/>
         </w:rPr>
-        <w:t>① compose: to write a piece of music</w:t>
+        <w:t>① compose – 작곡하다</w:t>
       </w:r>
     </w:p>
     <w:p>
@@ -1592,7 +1544,7 @@
           <w:sz w:val="20"/>
           <w:u w:val="none"/>
         </w:rPr>
-        <w:t>② virtual: existing in the real physical world</w:t>
+        <w:t>② entirely – 거대한</w:t>
       </w:r>
     </w:p>
     <w:p>
@@ -1607,7 +1559,7 @@
           <w:sz w:val="20"/>
           <w:u w:val="none"/>
         </w:rPr>
-        <w:t>③ critically: in a way that judges something carefully</w:t>
+        <w:t>③ critically – 비판적으로</w:t>
       </w:r>
     </w:p>
     <w:p>
@@ -1622,7 +1574,7 @@
           <w:sz w:val="20"/>
           <w:u w:val="none"/>
         </w:rPr>
-        <w:t>④ bias: an unfair preference for or against something</w:t>
+        <w:t>④ bias – 편견</w:t>
       </w:r>
     </w:p>
     <w:p>
@@ -1637,7 +1589,7 @@
           <w:sz w:val="20"/>
           <w:u w:val="none"/>
         </w:rPr>
-        <w:t>⑤ real-time: happening at the same time as events take place</w:t>
+        <w:t>⑤ real-time – 실시간(의)</w:t>
       </w:r>
     </w:p>
     <w:p>
@@ -1657,13 +1609,13 @@
     </w:p>
     <w:p>
       <w:pPr>
+        <w:spacing w:after="60"/>
         <w:pBdr>
           <w:top w:val="single" w:sz="4" w:space="3" w:color="9AA9C2"/>
           <w:left w:val="single" w:sz="4" w:space="3" w:color="9AA9C2"/>
           <w:bottom w:val="single" w:sz="4" w:space="3" w:color="9AA9C2"/>
           <w:right w:val="single" w:sz="4" w:space="3" w:color="9AA9C2"/>
         </w:pBdr>
-        <w:spacing w:after="60"/>
         <w:ind w:left="57" w:right="57"/>
       </w:pPr>
       <w:r>
@@ -1711,6 +1663,8 @@
     </w:p>
     <w:p>
       <w:pPr>
+        <w:spacing w:after="30"/>
+        <w:ind w:left="57" w:right="57"/>
         <w:pBdr>
           <w:top w:val="single" w:sz="4" w:space="3" w:color="8DA2C4"/>
           <w:left w:val="single" w:sz="4" w:space="3" w:color="8DA2C4"/>
@@ -1718,8 +1672,6 @@
           <w:right w:val="single" w:sz="4" w:space="3" w:color="8DA2C4"/>
         </w:pBdr>
         <w:shd w:val="clear" w:color="auto" w:fill="F7F9FC"/>
-        <w:spacing w:after="30"/>
-        <w:ind w:left="57" w:right="57"/>
       </w:pPr>
       <w:r>
         <w:rPr>
@@ -1829,6 +1781,8 @@
     </w:p>
     <w:p>
       <w:pPr>
+        <w:spacing w:after="30"/>
+        <w:ind w:left="57" w:right="57"/>
         <w:pBdr>
           <w:top w:val="single" w:sz="4" w:space="3" w:color="8DA2C4"/>
           <w:left w:val="single" w:sz="4" w:space="3" w:color="8DA2C4"/>
@@ -1836,8 +1790,6 @@
           <w:right w:val="single" w:sz="4" w:space="3" w:color="8DA2C4"/>
         </w:pBdr>
         <w:shd w:val="clear" w:color="auto" w:fill="F7F9FC"/>
-        <w:spacing w:after="30"/>
-        <w:ind w:left="57" w:right="57"/>
       </w:pPr>
       <w:r>
         <w:rPr>
@@ -1929,6 +1881,8 @@
     </w:p>
     <w:p>
       <w:pPr>
+        <w:spacing w:after="30"/>
+        <w:ind w:left="57" w:right="57"/>
         <w:pBdr>
           <w:top w:val="single" w:sz="4" w:space="3" w:color="8DA2C4"/>
           <w:left w:val="single" w:sz="4" w:space="3" w:color="8DA2C4"/>
@@ -1936,8 +1890,6 @@
           <w:right w:val="single" w:sz="4" w:space="3" w:color="8DA2C4"/>
         </w:pBdr>
         <w:shd w:val="clear" w:color="auto" w:fill="F7F9FC"/>
-        <w:spacing w:after="30"/>
-        <w:ind w:left="57" w:right="57"/>
       </w:pPr>
       <w:r>
         <w:rPr>
@@ -1999,8 +1951,8 @@
           <w:type w:val="continuous"/>
           <w:pgSz w:w="11906" w:h="16838"/>
           <w:pgMar w:top="680" w:right="794" w:bottom="624" w:left="794" w:header="720" w:footer="720" w:gutter="0"/>
+          <w:docGrid w:linePitch="360"/>
           <w:cols w:num="2" w:space="396" w:sep="1"/>
-          <w:docGrid w:linePitch="360"/>
         </w:sectPr>
       </w:pPr>
     </w:p>
@@ -2394,8 +2346,8 @@
     <w:sectPr>
       <w:pgSz w:w="11906" w:h="16838"/>
       <w:pgMar w:top="680" w:right="794" w:bottom="624" w:left="794" w:header="720" w:footer="720" w:gutter="0"/>
+      <w:docGrid w:linePitch="360"/>
       <w:cols w:num="1" w:space="396"/>
-      <w:docGrid w:linePitch="360"/>
     </w:sectPr>
   </w:body>
 </w:document>
